--- a/dijital/Kim12_tema-2-dijital-unite-sonu-sorulari.docx
+++ b/dijital/Kim12_tema-2-dijital-unite-sonu-sorulari.docx
@@ -175,7 +175,7 @@
                 <w:rFonts w:ascii="Times New Roman" w:hAnsi="Times New Roman" w:cs="Times New Roman"/>
                 <w:lang w:val="tr-TR"/>
               </w:rPr>
-              <w:t xml:space="preserve">GÖRSEL ALANI</w:t>
+              <w:t xml:space="preserve">GÖRSEL ALANI (Shutterstock)</w:t>
             </w:r>
           </w:p>
           <w:p>
@@ -207,23 +207,7 @@
                 <w:rFonts w:ascii="Times New Roman" w:hAnsi="Times New Roman" w:cs="Times New Roman"/>
                 <w:lang w:val="tr-TR"/>
               </w:rPr>
-              <w:t xml:space="preserve">Shutterstock arama: “banana ripening room storage”</w:t>
-            </w:r>
-          </w:p>
-          <w:p>
-            <w:pPr>
-              <w:jc w:val="both"/>
-              <w:rPr>
-                <w:rFonts w:ascii="Times New Roman" w:hAnsi="Times New Roman" w:cs="Times New Roman"/>
-                <w:lang w:val="tr-TR"/>
-              </w:rPr>
-            </w:pPr>
-            <w:r>
-              <w:rPr>
-                <w:rFonts w:ascii="Times New Roman" w:hAnsi="Times New Roman" w:cs="Times New Roman"/>
-                <w:lang w:val="tr-TR"/>
-              </w:rPr>
-              <w:t xml:space="preserve">Shutter ID: ……………</w:t>
+              <w:t xml:space="preserve">Shutter ID: 2084567875 (fotoğraf) — Fresh bananas in packing house ready to export</w:t>
             </w:r>
           </w:p>
         </w:tc>

--- a/dijital/Kim12_tema-2-dijital-unite-sonu-sorulari.docx
+++ b/dijital/Kim12_tema-2-dijital-unite-sonu-sorulari.docx
@@ -3564,6 +3564,818 @@
           <w:lang w:val="tr-TR"/>
         </w:rPr>
         <w:t xml:space="preserve">, düzlem üçgen, yaklaşık 120°; 3 sigma ve 1 pi bağı.</w:t>
+      </w:r>
+    </w:p>
+    <w:p>
+      <w:pPr>
+        <w:jc w:val="both"/>
+        <w:rPr>
+          <w:rFonts w:ascii="Times New Roman" w:hAnsi="Times New Roman" w:cs="Times New Roman"/>
+          <w:lang w:val="tr-TR"/>
+        </w:rPr>
+      </w:pPr>
+      <w:r>
+        <w:rPr>
+          <w:rFonts w:ascii="Times New Roman" w:hAnsi="Times New Roman" w:cs="Times New Roman"/>
+          <w:lang w:val="tr-TR"/>
+        </w:rPr>
+        <w:t xml:space="preserve">15. Aşağıdaki yapılandırılmış gridde bazı organik bileşiklerin yarı açık formülleri verilmiştir. Gridi kullanarak soruları yanıtlayınız.</w:t>
+      </w:r>
+    </w:p>
+    <w:tbl>
+      <w:tblPr>
+        <w:tblW w:w="9000" w:type="dxa"/>
+        <w:jc w:val="center"/>
+        <w:tblBorders>
+          <w:top w:val="single" w:sz="4" w:space="0" w:color="auto"/>
+          <w:left w:val="single" w:sz="4" w:space="0" w:color="auto"/>
+          <w:bottom w:val="single" w:sz="4" w:space="0" w:color="auto"/>
+          <w:right w:val="single" w:sz="4" w:space="0" w:color="auto"/>
+          <w:insideH w:val="single" w:sz="4" w:space="0" w:color="auto"/>
+          <w:insideV w:val="single" w:sz="4" w:space="0" w:color="auto"/>
+        </w:tblBorders>
+        <w:tblLayout w:type="fixed"/>
+        <w:tblLook w:val="04A0"/>
+      </w:tblPr>
+      <w:tblGrid>
+        <w:gridCol w:w="3000"/>
+        <w:gridCol w:w="3000"/>
+        <w:gridCol w:w="3000"/>
+      </w:tblGrid>
+      <w:tr>
+        <w:tc>
+          <w:tcPr>
+            <w:tcW w:w="3000" w:type="dxa"/>
+            <w:vAlign w:val="center"/>
+          </w:tcPr>
+          <w:p>
+            <w:pPr>
+              <w:jc w:val="center"/>
+              <w:rPr>
+                <w:rFonts w:ascii="Times New Roman" w:hAnsi="Times New Roman" w:cs="Times New Roman"/>
+                <w:lang w:val="tr-TR"/>
+              </w:rPr>
+            </w:pPr>
+            <w:r>
+              <w:rPr>
+                <w:rFonts w:ascii="Times New Roman" w:hAnsi="Times New Roman" w:cs="Times New Roman"/>
+                <w:lang w:val="tr-TR"/>
+              </w:rPr>
+              <w:t xml:space="preserve">1</w:t>
+            </w:r>
+          </w:p>
+          <w:p>
+            <w:pPr>
+              <w:jc w:val="center"/>
+              <w:rPr>
+                <w:rFonts w:ascii="Times New Roman" w:hAnsi="Times New Roman" w:cs="Times New Roman"/>
+                <w:lang w:val="tr-TR"/>
+              </w:rPr>
+            </w:pPr>
+            <w:r>
+              <w:rPr>
+                <w:rFonts w:ascii="Times New Roman" w:hAnsi="Times New Roman" w:cs="Times New Roman"/>
+                <w:lang w:val="tr-TR"/>
+              </w:rPr>
+              <w:t xml:space="preserve">CH</w:t>
+            </w:r>
+            <w:r>
+              <w:rPr>
+                <w:rFonts w:ascii="Times New Roman" w:hAnsi="Times New Roman" w:cs="Times New Roman"/>
+                <w:lang w:val="tr-TR"/>
+                <w:vertAlign w:val="subscript"/>
+              </w:rPr>
+              <w:t xml:space="preserve">3</w:t>
+            </w:r>
+            <w:r>
+              <w:rPr>
+                <w:rFonts w:ascii="Times New Roman" w:hAnsi="Times New Roman" w:cs="Times New Roman"/>
+                <w:lang w:val="tr-TR"/>
+              </w:rPr>
+              <w:t xml:space="preserve">–CH</w:t>
+            </w:r>
+            <w:r>
+              <w:rPr>
+                <w:rFonts w:ascii="Times New Roman" w:hAnsi="Times New Roman" w:cs="Times New Roman"/>
+                <w:lang w:val="tr-TR"/>
+                <w:vertAlign w:val="subscript"/>
+              </w:rPr>
+              <w:t xml:space="preserve">2</w:t>
+            </w:r>
+            <w:r>
+              <w:rPr>
+                <w:rFonts w:ascii="Times New Roman" w:hAnsi="Times New Roman" w:cs="Times New Roman"/>
+                <w:lang w:val="tr-TR"/>
+              </w:rPr>
+              <w:t xml:space="preserve">–OH</w:t>
+            </w:r>
+          </w:p>
+        </w:tc>
+        <w:tc>
+          <w:tcPr>
+            <w:tcW w:w="3000" w:type="dxa"/>
+            <w:vAlign w:val="center"/>
+          </w:tcPr>
+          <w:p>
+            <w:pPr>
+              <w:jc w:val="center"/>
+              <w:rPr>
+                <w:rFonts w:ascii="Times New Roman" w:hAnsi="Times New Roman" w:cs="Times New Roman"/>
+                <w:lang w:val="tr-TR"/>
+              </w:rPr>
+            </w:pPr>
+            <w:r>
+              <w:rPr>
+                <w:rFonts w:ascii="Times New Roman" w:hAnsi="Times New Roman" w:cs="Times New Roman"/>
+                <w:lang w:val="tr-TR"/>
+              </w:rPr>
+              <w:t xml:space="preserve">2</w:t>
+            </w:r>
+          </w:p>
+          <w:p>
+            <w:pPr>
+              <w:jc w:val="center"/>
+              <w:rPr>
+                <w:rFonts w:ascii="Times New Roman" w:hAnsi="Times New Roman" w:cs="Times New Roman"/>
+                <w:lang w:val="tr-TR"/>
+              </w:rPr>
+            </w:pPr>
+            <w:r>
+              <w:rPr>
+                <w:rFonts w:ascii="Times New Roman" w:hAnsi="Times New Roman" w:cs="Times New Roman"/>
+                <w:lang w:val="tr-TR"/>
+              </w:rPr>
+              <w:t xml:space="preserve">CH</w:t>
+            </w:r>
+            <w:r>
+              <w:rPr>
+                <w:rFonts w:ascii="Times New Roman" w:hAnsi="Times New Roman" w:cs="Times New Roman"/>
+                <w:lang w:val="tr-TR"/>
+                <w:vertAlign w:val="subscript"/>
+              </w:rPr>
+              <w:t xml:space="preserve">3</w:t>
+            </w:r>
+            <w:r>
+              <w:rPr>
+                <w:rFonts w:ascii="Times New Roman" w:hAnsi="Times New Roman" w:cs="Times New Roman"/>
+                <w:lang w:val="tr-TR"/>
+              </w:rPr>
+              <w:t xml:space="preserve">–O–CH</w:t>
+            </w:r>
+            <w:r>
+              <w:rPr>
+                <w:rFonts w:ascii="Times New Roman" w:hAnsi="Times New Roman" w:cs="Times New Roman"/>
+                <w:lang w:val="tr-TR"/>
+                <w:vertAlign w:val="subscript"/>
+              </w:rPr>
+              <w:t xml:space="preserve">3</w:t>
+            </w:r>
+          </w:p>
+        </w:tc>
+        <w:tc>
+          <w:tcPr>
+            <w:tcW w:w="3000" w:type="dxa"/>
+            <w:vAlign w:val="center"/>
+          </w:tcPr>
+          <w:p>
+            <w:pPr>
+              <w:jc w:val="center"/>
+              <w:rPr>
+                <w:rFonts w:ascii="Times New Roman" w:hAnsi="Times New Roman" w:cs="Times New Roman"/>
+                <w:lang w:val="tr-TR"/>
+              </w:rPr>
+            </w:pPr>
+            <w:r>
+              <w:rPr>
+                <w:rFonts w:ascii="Times New Roman" w:hAnsi="Times New Roman" w:cs="Times New Roman"/>
+                <w:lang w:val="tr-TR"/>
+              </w:rPr>
+              <w:t xml:space="preserve">3</w:t>
+            </w:r>
+          </w:p>
+          <w:p>
+            <w:pPr>
+              <w:jc w:val="center"/>
+              <w:rPr>
+                <w:rFonts w:ascii="Times New Roman" w:hAnsi="Times New Roman" w:cs="Times New Roman"/>
+                <w:lang w:val="tr-TR"/>
+              </w:rPr>
+            </w:pPr>
+            <w:r>
+              <w:rPr>
+                <w:rFonts w:ascii="Times New Roman" w:hAnsi="Times New Roman" w:cs="Times New Roman"/>
+                <w:lang w:val="tr-TR"/>
+              </w:rPr>
+              <w:t xml:space="preserve">CH</w:t>
+            </w:r>
+            <w:r>
+              <w:rPr>
+                <w:rFonts w:ascii="Times New Roman" w:hAnsi="Times New Roman" w:cs="Times New Roman"/>
+                <w:lang w:val="tr-TR"/>
+                <w:vertAlign w:val="subscript"/>
+              </w:rPr>
+              <w:t xml:space="preserve">3</w:t>
+            </w:r>
+            <w:r>
+              <w:rPr>
+                <w:rFonts w:ascii="Times New Roman" w:hAnsi="Times New Roman" w:cs="Times New Roman"/>
+                <w:lang w:val="tr-TR"/>
+              </w:rPr>
+              <w:t xml:space="preserve">–CH</w:t>
+            </w:r>
+            <w:r>
+              <w:rPr>
+                <w:rFonts w:ascii="Times New Roman" w:hAnsi="Times New Roman" w:cs="Times New Roman"/>
+                <w:lang w:val="tr-TR"/>
+                <w:vertAlign w:val="subscript"/>
+              </w:rPr>
+              <w:t xml:space="preserve">2</w:t>
+            </w:r>
+            <w:r>
+              <w:rPr>
+                <w:rFonts w:ascii="Times New Roman" w:hAnsi="Times New Roman" w:cs="Times New Roman"/>
+                <w:lang w:val="tr-TR"/>
+              </w:rPr>
+              <w:t xml:space="preserve">–CHO</w:t>
+            </w:r>
+          </w:p>
+        </w:tc>
+      </w:tr>
+      <w:tr>
+        <w:trPr>
+          <w:trHeight w:val="900"/>
+        </w:trPr>
+        <w:tc>
+          <w:tcPr>
+            <w:tcW w:w="3000" w:type="dxa"/>
+            <w:vAlign w:val="center"/>
+          </w:tcPr>
+          <w:p>
+            <w:pPr>
+              <w:jc w:val="center"/>
+              <w:rPr>
+                <w:rFonts w:ascii="Times New Roman" w:hAnsi="Times New Roman" w:cs="Times New Roman"/>
+                <w:lang w:val="tr-TR"/>
+              </w:rPr>
+            </w:pPr>
+            <w:r>
+              <w:rPr>
+                <w:rFonts w:ascii="Times New Roman" w:hAnsi="Times New Roman" w:cs="Times New Roman"/>
+                <w:lang w:val="tr-TR"/>
+              </w:rPr>
+              <w:t xml:space="preserve">4</w:t>
+            </w:r>
+          </w:p>
+          <w:p>
+            <w:pPr>
+              <w:jc w:val="center"/>
+              <w:rPr>
+                <w:rFonts w:ascii="Times New Roman" w:hAnsi="Times New Roman" w:cs="Times New Roman"/>
+                <w:lang w:val="tr-TR"/>
+              </w:rPr>
+            </w:pPr>
+            <w:r>
+              <w:rPr>
+                <w:rFonts w:ascii="Times New Roman" w:hAnsi="Times New Roman" w:cs="Times New Roman"/>
+                <w:lang w:val="tr-TR"/>
+              </w:rPr>
+              <w:t xml:space="preserve">CH</w:t>
+            </w:r>
+            <w:r>
+              <w:rPr>
+                <w:rFonts w:ascii="Times New Roman" w:hAnsi="Times New Roman" w:cs="Times New Roman"/>
+                <w:lang w:val="tr-TR"/>
+                <w:vertAlign w:val="subscript"/>
+              </w:rPr>
+              <w:t xml:space="preserve">3</w:t>
+            </w:r>
+            <w:r>
+              <w:rPr>
+                <w:rFonts w:ascii="Times New Roman" w:hAnsi="Times New Roman" w:cs="Times New Roman"/>
+                <w:lang w:val="tr-TR"/>
+              </w:rPr>
+              <w:t xml:space="preserve">–CO–CH</w:t>
+            </w:r>
+            <w:r>
+              <w:rPr>
+                <w:rFonts w:ascii="Times New Roman" w:hAnsi="Times New Roman" w:cs="Times New Roman"/>
+                <w:lang w:val="tr-TR"/>
+                <w:vertAlign w:val="subscript"/>
+              </w:rPr>
+              <w:t xml:space="preserve">3</w:t>
+            </w:r>
+          </w:p>
+        </w:tc>
+        <w:tc>
+          <w:tcPr>
+            <w:tcW w:w="3000" w:type="dxa"/>
+            <w:vAlign w:val="center"/>
+          </w:tcPr>
+          <w:p>
+            <w:pPr>
+              <w:jc w:val="center"/>
+              <w:rPr>
+                <w:rFonts w:ascii="Times New Roman" w:hAnsi="Times New Roman" w:cs="Times New Roman"/>
+                <w:lang w:val="tr-TR"/>
+              </w:rPr>
+            </w:pPr>
+            <w:r>
+              <w:rPr>
+                <w:rFonts w:ascii="Times New Roman" w:hAnsi="Times New Roman" w:cs="Times New Roman"/>
+                <w:lang w:val="tr-TR"/>
+              </w:rPr>
+              <w:t xml:space="preserve">5</w:t>
+            </w:r>
+          </w:p>
+          <w:p>
+            <w:pPr>
+              <w:jc w:val="center"/>
+              <w:rPr>
+                <w:rFonts w:ascii="Times New Roman" w:hAnsi="Times New Roman" w:cs="Times New Roman"/>
+                <w:lang w:val="tr-TR"/>
+              </w:rPr>
+            </w:pPr>
+            <w:r>
+              <w:rPr>
+                <w:rFonts w:ascii="Times New Roman" w:hAnsi="Times New Roman" w:cs="Times New Roman"/>
+                <w:lang w:val="tr-TR"/>
+              </w:rPr>
+              <w:t xml:space="preserve">CH</w:t>
+            </w:r>
+            <w:r>
+              <w:rPr>
+                <w:rFonts w:ascii="Times New Roman" w:hAnsi="Times New Roman" w:cs="Times New Roman"/>
+                <w:lang w:val="tr-TR"/>
+                <w:vertAlign w:val="subscript"/>
+              </w:rPr>
+              <w:t xml:space="preserve">3</w:t>
+            </w:r>
+            <w:r>
+              <w:rPr>
+                <w:rFonts w:ascii="Times New Roman" w:hAnsi="Times New Roman" w:cs="Times New Roman"/>
+                <w:lang w:val="tr-TR"/>
+              </w:rPr>
+              <w:t xml:space="preserve">–CH</w:t>
+            </w:r>
+            <w:r>
+              <w:rPr>
+                <w:rFonts w:ascii="Times New Roman" w:hAnsi="Times New Roman" w:cs="Times New Roman"/>
+                <w:lang w:val="tr-TR"/>
+                <w:vertAlign w:val="subscript"/>
+              </w:rPr>
+              <w:t xml:space="preserve">2</w:t>
+            </w:r>
+            <w:r>
+              <w:rPr>
+                <w:rFonts w:ascii="Times New Roman" w:hAnsi="Times New Roman" w:cs="Times New Roman"/>
+                <w:lang w:val="tr-TR"/>
+              </w:rPr>
+              <w:t xml:space="preserve">–COOH</w:t>
+            </w:r>
+          </w:p>
+        </w:tc>
+        <w:tc>
+          <w:tcPr>
+            <w:tcW w:w="3000" w:type="dxa"/>
+            <w:vAlign w:val="center"/>
+          </w:tcPr>
+          <w:p>
+            <w:pPr>
+              <w:jc w:val="center"/>
+              <w:rPr>
+                <w:rFonts w:ascii="Times New Roman" w:hAnsi="Times New Roman" w:cs="Times New Roman"/>
+                <w:lang w:val="tr-TR"/>
+              </w:rPr>
+            </w:pPr>
+            <w:r>
+              <w:rPr>
+                <w:rFonts w:ascii="Times New Roman" w:hAnsi="Times New Roman" w:cs="Times New Roman"/>
+                <w:lang w:val="tr-TR"/>
+              </w:rPr>
+              <w:t xml:space="preserve">6</w:t>
+            </w:r>
+          </w:p>
+          <w:p>
+            <w:pPr>
+              <w:jc w:val="center"/>
+              <w:rPr>
+                <w:rFonts w:ascii="Times New Roman" w:hAnsi="Times New Roman" w:cs="Times New Roman"/>
+                <w:lang w:val="tr-TR"/>
+              </w:rPr>
+            </w:pPr>
+            <w:r>
+              <w:rPr>
+                <w:rFonts w:ascii="Times New Roman" w:hAnsi="Times New Roman" w:cs="Times New Roman"/>
+                <w:lang w:val="tr-TR"/>
+              </w:rPr>
+              <w:t xml:space="preserve">CH</w:t>
+            </w:r>
+            <w:r>
+              <w:rPr>
+                <w:rFonts w:ascii="Times New Roman" w:hAnsi="Times New Roman" w:cs="Times New Roman"/>
+                <w:lang w:val="tr-TR"/>
+                <w:vertAlign w:val="subscript"/>
+              </w:rPr>
+              <w:t xml:space="preserve">3</w:t>
+            </w:r>
+            <w:r>
+              <w:rPr>
+                <w:rFonts w:ascii="Times New Roman" w:hAnsi="Times New Roman" w:cs="Times New Roman"/>
+                <w:lang w:val="tr-TR"/>
+              </w:rPr>
+              <w:t xml:space="preserve">–COO–CH</w:t>
+            </w:r>
+            <w:r>
+              <w:rPr>
+                <w:rFonts w:ascii="Times New Roman" w:hAnsi="Times New Roman" w:cs="Times New Roman"/>
+                <w:lang w:val="tr-TR"/>
+                <w:vertAlign w:val="subscript"/>
+              </w:rPr>
+              <w:t xml:space="preserve">3</w:t>
+            </w:r>
+          </w:p>
+        </w:tc>
+      </w:tr>
+      <w:tr>
+        <w:trPr>
+          <w:trHeight w:val="900"/>
+        </w:trPr>
+        <w:tc>
+          <w:tcPr>
+            <w:tcW w:w="3000" w:type="dxa"/>
+            <w:vAlign w:val="center"/>
+          </w:tcPr>
+          <w:p>
+            <w:pPr>
+              <w:jc w:val="center"/>
+              <w:rPr>
+                <w:rFonts w:ascii="Times New Roman" w:hAnsi="Times New Roman" w:cs="Times New Roman"/>
+                <w:lang w:val="tr-TR"/>
+              </w:rPr>
+            </w:pPr>
+            <w:r>
+              <w:rPr>
+                <w:rFonts w:ascii="Times New Roman" w:hAnsi="Times New Roman" w:cs="Times New Roman"/>
+                <w:lang w:val="tr-TR"/>
+              </w:rPr>
+              <w:t xml:space="preserve">7</w:t>
+            </w:r>
+          </w:p>
+          <w:p>
+            <w:pPr>
+              <w:jc w:val="center"/>
+              <w:rPr>
+                <w:rFonts w:ascii="Times New Roman" w:hAnsi="Times New Roman" w:cs="Times New Roman"/>
+                <w:lang w:val="tr-TR"/>
+              </w:rPr>
+            </w:pPr>
+            <w:r>
+              <w:rPr>
+                <w:rFonts w:ascii="Times New Roman" w:hAnsi="Times New Roman" w:cs="Times New Roman"/>
+                <w:lang w:val="tr-TR"/>
+              </w:rPr>
+              <w:t xml:space="preserve">CH</w:t>
+            </w:r>
+            <w:r>
+              <w:rPr>
+                <w:rFonts w:ascii="Times New Roman" w:hAnsi="Times New Roman" w:cs="Times New Roman"/>
+                <w:lang w:val="tr-TR"/>
+                <w:vertAlign w:val="subscript"/>
+              </w:rPr>
+              <w:t xml:space="preserve">2</w:t>
+            </w:r>
+            <w:r>
+              <w:rPr>
+                <w:rFonts w:ascii="Times New Roman" w:hAnsi="Times New Roman" w:cs="Times New Roman"/>
+                <w:lang w:val="tr-TR"/>
+              </w:rPr>
+              <w:t xml:space="preserve">=CH–CH</w:t>
+            </w:r>
+            <w:r>
+              <w:rPr>
+                <w:rFonts w:ascii="Times New Roman" w:hAnsi="Times New Roman" w:cs="Times New Roman"/>
+                <w:lang w:val="tr-TR"/>
+                <w:vertAlign w:val="subscript"/>
+              </w:rPr>
+              <w:t xml:space="preserve">3</w:t>
+            </w:r>
+          </w:p>
+        </w:tc>
+        <w:tc>
+          <w:tcPr>
+            <w:tcW w:w="3000" w:type="dxa"/>
+            <w:vAlign w:val="center"/>
+          </w:tcPr>
+          <w:p>
+            <w:pPr>
+              <w:jc w:val="center"/>
+              <w:rPr>
+                <w:rFonts w:ascii="Times New Roman" w:hAnsi="Times New Roman" w:cs="Times New Roman"/>
+                <w:lang w:val="tr-TR"/>
+              </w:rPr>
+            </w:pPr>
+            <w:r>
+              <w:rPr>
+                <w:rFonts w:ascii="Times New Roman" w:hAnsi="Times New Roman" w:cs="Times New Roman"/>
+                <w:lang w:val="tr-TR"/>
+              </w:rPr>
+              <w:t xml:space="preserve">8</w:t>
+            </w:r>
+          </w:p>
+          <w:p>
+            <w:pPr>
+              <w:jc w:val="center"/>
+              <w:rPr>
+                <w:rFonts w:ascii="Times New Roman" w:hAnsi="Times New Roman" w:cs="Times New Roman"/>
+                <w:lang w:val="tr-TR"/>
+              </w:rPr>
+            </w:pPr>
+            <w:r>
+              <w:rPr>
+                <w:rFonts w:ascii="Times New Roman" w:hAnsi="Times New Roman" w:cs="Times New Roman"/>
+                <w:lang w:val="tr-TR"/>
+              </w:rPr>
+              <w:t xml:space="preserve">siklopropan (üç CH</w:t>
+            </w:r>
+            <w:r>
+              <w:rPr>
+                <w:rFonts w:ascii="Times New Roman" w:hAnsi="Times New Roman" w:cs="Times New Roman"/>
+                <w:lang w:val="tr-TR"/>
+                <w:vertAlign w:val="subscript"/>
+              </w:rPr>
+              <w:t xml:space="preserve">2</w:t>
+            </w:r>
+            <w:r>
+              <w:rPr>
+                <w:rFonts w:ascii="Times New Roman" w:hAnsi="Times New Roman" w:cs="Times New Roman"/>
+                <w:lang w:val="tr-TR"/>
+              </w:rPr>
+              <w:t xml:space="preserve"> grubundan oluşan halka)</w:t>
+            </w:r>
+          </w:p>
+        </w:tc>
+        <w:tc>
+          <w:tcPr>
+            <w:tcW w:w="3000" w:type="dxa"/>
+            <w:vAlign w:val="center"/>
+          </w:tcPr>
+          <w:p>
+            <w:pPr>
+              <w:jc w:val="center"/>
+              <w:rPr>
+                <w:rFonts w:ascii="Times New Roman" w:hAnsi="Times New Roman" w:cs="Times New Roman"/>
+                <w:lang w:val="tr-TR"/>
+              </w:rPr>
+            </w:pPr>
+            <w:r>
+              <w:rPr>
+                <w:rFonts w:ascii="Times New Roman" w:hAnsi="Times New Roman" w:cs="Times New Roman"/>
+                <w:lang w:val="tr-TR"/>
+              </w:rPr>
+              <w:t xml:space="preserve">9</w:t>
+            </w:r>
+          </w:p>
+          <w:p>
+            <w:pPr>
+              <w:jc w:val="center"/>
+              <w:rPr>
+                <w:rFonts w:ascii="Times New Roman" w:hAnsi="Times New Roman" w:cs="Times New Roman"/>
+                <w:lang w:val="tr-TR"/>
+              </w:rPr>
+            </w:pPr>
+            <w:r>
+              <w:rPr>
+                <w:rFonts w:ascii="Times New Roman" w:hAnsi="Times New Roman" w:cs="Times New Roman"/>
+                <w:lang w:val="tr-TR"/>
+              </w:rPr>
+              <w:t xml:space="preserve">HC≡C–CH</w:t>
+            </w:r>
+            <w:r>
+              <w:rPr>
+                <w:rFonts w:ascii="Times New Roman" w:hAnsi="Times New Roman" w:cs="Times New Roman"/>
+                <w:lang w:val="tr-TR"/>
+                <w:vertAlign w:val="subscript"/>
+              </w:rPr>
+              <w:t xml:space="preserve">3</w:t>
+            </w:r>
+          </w:p>
+        </w:tc>
+      </w:tr>
+    </w:tbl>
+    <w:p>
+      <w:pPr>
+        <w:jc w:val="both"/>
+        <w:rPr>
+          <w:rFonts w:ascii="Times New Roman" w:hAnsi="Times New Roman" w:cs="Times New Roman"/>
+          <w:lang w:val="tr-TR"/>
+        </w:rPr>
+      </w:pPr>
+      <w:r>
+        <w:rPr>
+          <w:rFonts w:ascii="Times New Roman" w:hAnsi="Times New Roman" w:cs="Times New Roman"/>
+          <w:lang w:val="tr-TR"/>
+        </w:rPr>
+        <w:t xml:space="preserve">a) Birbirinin fonksiyonel grup izomeri olan bileşik çiftlerini yazınız.</w:t>
+      </w:r>
+    </w:p>
+    <w:p>
+      <w:pPr>
+        <w:ind w:left="720"/>
+        <w:jc w:val="both"/>
+        <w:rPr>
+          <w:rFonts w:ascii="Times New Roman" w:hAnsi="Times New Roman" w:cs="Times New Roman"/>
+          <w:lang w:val="tr-TR"/>
+        </w:rPr>
+      </w:pPr>
+      <w:r>
+        <w:rPr>
+          <w:rFonts w:ascii="Times New Roman" w:hAnsi="Times New Roman" w:cs="Times New Roman"/>
+          <w:lang w:val="tr-TR"/>
+        </w:rPr>
+        <w:t xml:space="preserve">……………………………………………………………………………………………</w:t>
+      </w:r>
+    </w:p>
+    <w:p>
+      <w:pPr>
+        <w:jc w:val="both"/>
+        <w:rPr>
+          <w:rFonts w:ascii="Times New Roman" w:hAnsi="Times New Roman" w:cs="Times New Roman"/>
+          <w:lang w:val="tr-TR"/>
+        </w:rPr>
+      </w:pPr>
+      <w:r>
+        <w:rPr>
+          <w:rFonts w:ascii="Times New Roman" w:hAnsi="Times New Roman" w:cs="Times New Roman"/>
+          <w:lang w:val="tr-TR"/>
+        </w:rPr>
+        <w:t xml:space="preserve">b) Birbirinin izomeri olan hidrokarbonlar hangileridir?</w:t>
+      </w:r>
+    </w:p>
+    <w:p>
+      <w:pPr>
+        <w:ind w:left="720"/>
+        <w:jc w:val="both"/>
+        <w:rPr>
+          <w:rFonts w:ascii="Times New Roman" w:hAnsi="Times New Roman" w:cs="Times New Roman"/>
+          <w:lang w:val="tr-TR"/>
+        </w:rPr>
+      </w:pPr>
+      <w:r>
+        <w:rPr>
+          <w:rFonts w:ascii="Times New Roman" w:hAnsi="Times New Roman" w:cs="Times New Roman"/>
+          <w:lang w:val="tr-TR"/>
+        </w:rPr>
+        <w:t xml:space="preserve">……………………………………………………………………………………………</w:t>
+      </w:r>
+    </w:p>
+    <w:p>
+      <w:pPr>
+        <w:jc w:val="both"/>
+        <w:rPr>
+          <w:rFonts w:ascii="Times New Roman" w:hAnsi="Times New Roman" w:cs="Times New Roman"/>
+          <w:lang w:val="tr-TR"/>
+        </w:rPr>
+      </w:pPr>
+      <w:r>
+        <w:rPr>
+          <w:rFonts w:ascii="Times New Roman" w:hAnsi="Times New Roman" w:cs="Times New Roman"/>
+          <w:lang w:val="tr-TR"/>
+        </w:rPr>
+        <w:t xml:space="preserve">c) sp hibritleşmesi yapmış karbon atomu içeren bileşik hangisidir?</w:t>
+      </w:r>
+    </w:p>
+    <w:p>
+      <w:pPr>
+        <w:ind w:left="720"/>
+        <w:jc w:val="both"/>
+        <w:rPr>
+          <w:rFonts w:ascii="Times New Roman" w:hAnsi="Times New Roman" w:cs="Times New Roman"/>
+          <w:lang w:val="tr-TR"/>
+        </w:rPr>
+      </w:pPr>
+      <w:r>
+        <w:rPr>
+          <w:rFonts w:ascii="Times New Roman" w:hAnsi="Times New Roman" w:cs="Times New Roman"/>
+          <w:lang w:val="tr-TR"/>
+        </w:rPr>
+        <w:t xml:space="preserve">……………………………………………………………………………………………</w:t>
+      </w:r>
+    </w:p>
+    <w:p>
+      <w:pPr>
+        <w:jc w:val="both"/>
+        <w:rPr>
+          <w:rFonts w:ascii="Times New Roman" w:hAnsi="Times New Roman" w:cs="Times New Roman"/>
+          <w:lang w:val="tr-TR"/>
+        </w:rPr>
+      </w:pPr>
+      <w:r>
+        <w:rPr>
+          <w:rFonts w:ascii="Times New Roman" w:hAnsi="Times New Roman" w:cs="Times New Roman"/>
+          <w:lang w:val="tr-TR"/>
+        </w:rPr>
+        <w:t xml:space="preserve">ç) Saf hâlde molekülleri arasında hidrojen bağı oluşturan bileşikler hangileridir?</w:t>
+      </w:r>
+    </w:p>
+    <w:p>
+      <w:pPr>
+        <w:ind w:left="720"/>
+        <w:jc w:val="both"/>
+        <w:rPr>
+          <w:rFonts w:ascii="Times New Roman" w:hAnsi="Times New Roman" w:cs="Times New Roman"/>
+          <w:lang w:val="tr-TR"/>
+        </w:rPr>
+      </w:pPr>
+      <w:r>
+        <w:rPr>
+          <w:rFonts w:ascii="Times New Roman" w:hAnsi="Times New Roman" w:cs="Times New Roman"/>
+          <w:lang w:val="tr-TR"/>
+        </w:rPr>
+        <w:t xml:space="preserve">……………………………………………………………………………………………</w:t>
+      </w:r>
+    </w:p>
+    <w:p>
+      <w:pPr>
+        <w:jc w:val="both"/>
+        <w:rPr>
+          <w:rFonts w:ascii="Times New Roman" w:hAnsi="Times New Roman" w:cs="Times New Roman"/>
+          <w:lang w:val="tr-TR"/>
+        </w:rPr>
+      </w:pPr>
+      <w:r>
+        <w:rPr>
+          <w:rFonts w:ascii="Times New Roman" w:hAnsi="Times New Roman" w:cs="Times New Roman"/>
+          <w:lang w:val="tr-TR"/>
+        </w:rPr>
+        <w:t xml:space="preserve">d) IUPAC adı propanal olan bileşik hangisidir?</w:t>
+      </w:r>
+    </w:p>
+    <w:p>
+      <w:pPr>
+        <w:ind w:left="720"/>
+        <w:jc w:val="both"/>
+        <w:rPr>
+          <w:rFonts w:ascii="Times New Roman" w:hAnsi="Times New Roman" w:cs="Times New Roman"/>
+          <w:lang w:val="tr-TR"/>
+        </w:rPr>
+      </w:pPr>
+      <w:r>
+        <w:rPr>
+          <w:rFonts w:ascii="Times New Roman" w:hAnsi="Times New Roman" w:cs="Times New Roman"/>
+          <w:lang w:val="tr-TR"/>
+        </w:rPr>
+        <w:t xml:space="preserve">……………………………………………………………………………………………</w:t>
+      </w:r>
+    </w:p>
+    <w:p>
+      <w:pPr>
+        <w:jc w:val="both"/>
+        <w:rPr>
+          <w:rFonts w:ascii="Times New Roman" w:hAnsi="Times New Roman" w:cs="Times New Roman"/>
+          <w:lang w:val="tr-TR"/>
+        </w:rPr>
+      </w:pPr>
+      <w:r>
+        <w:rPr>
+          <w:rFonts w:ascii="Times New Roman" w:hAnsi="Times New Roman" w:cs="Times New Roman"/>
+          <w:lang w:val="tr-TR"/>
+        </w:rPr>
+        <w:t xml:space="preserve">e) Yapısında pi bağı bulunmayan bileşikler hangileridir?</w:t>
+      </w:r>
+    </w:p>
+    <w:p>
+      <w:pPr>
+        <w:ind w:left="720"/>
+        <w:jc w:val="both"/>
+        <w:rPr>
+          <w:rFonts w:ascii="Times New Roman" w:hAnsi="Times New Roman" w:cs="Times New Roman"/>
+          <w:lang w:val="tr-TR"/>
+        </w:rPr>
+      </w:pPr>
+      <w:r>
+        <w:rPr>
+          <w:rFonts w:ascii="Times New Roman" w:hAnsi="Times New Roman" w:cs="Times New Roman"/>
+          <w:lang w:val="tr-TR"/>
+        </w:rPr>
+        <w:t xml:space="preserve">……………………………………………………………………………………………</w:t>
+      </w:r>
+    </w:p>
+    <w:p>
+      <w:pPr>
+        <w:ind w:left="720"/>
+        <w:jc w:val="both"/>
+        <w:rPr>
+          <w:rFonts w:ascii="Times New Roman" w:hAnsi="Times New Roman" w:cs="Times New Roman"/>
+          <w:lang w:val="tr-TR"/>
+        </w:rPr>
+      </w:pPr>
+      <w:r>
+        <w:rPr>
+          <w:rFonts w:ascii="Times New Roman" w:hAnsi="Times New Roman" w:cs="Times New Roman"/>
+          <w:color w:val="FF0000"/>
+          <w:lang w:val="tr-TR"/>
+        </w:rPr>
+        <w:t xml:space="preserve">Cevap: a) 1-2, 3-4, 5-6  b) 7, 8  c) 9  ç) 1, 5  d) 3  e) 1, 2, 8</w:t>
       </w:r>
     </w:p>
     <w:p>

--- a/dijital/Kim12_tema-2-dijital-unite-sonu-sorulari.docx
+++ b/dijital/Kim12_tema-2-dijital-unite-sonu-sorulari.docx
@@ -4175,7 +4175,7 @@
           <w:rFonts w:ascii="Times New Roman" w:hAnsi="Times New Roman" w:cs="Times New Roman"/>
           <w:lang w:val="tr-TR"/>
         </w:rPr>
-        <w:t xml:space="preserve">a) Birbirinin fonksiyonel grup izomeri olan bileşik çiftlerini yazınız.</w:t>
+        <w:t xml:space="preserve">a. Birbirinin fonksiyonel grup izomeri olan bileşik çiftlerini yazınız.</w:t>
       </w:r>
     </w:p>
     <w:p>
@@ -4208,7 +4208,7 @@
           <w:rFonts w:ascii="Times New Roman" w:hAnsi="Times New Roman" w:cs="Times New Roman"/>
           <w:lang w:val="tr-TR"/>
         </w:rPr>
-        <w:t xml:space="preserve">b) Birbirinin izomeri olan hidrokarbonlar hangileridir?</w:t>
+        <w:t xml:space="preserve">b. Birbirinin izomeri olan hidrokarbonlar hangileridir?</w:t>
       </w:r>
     </w:p>
     <w:p>
@@ -4241,7 +4241,7 @@
           <w:rFonts w:ascii="Times New Roman" w:hAnsi="Times New Roman" w:cs="Times New Roman"/>
           <w:lang w:val="tr-TR"/>
         </w:rPr>
-        <w:t xml:space="preserve">c) sp hibritleşmesi yapmış karbon atomu içeren bileşik hangisidir?</w:t>
+        <w:t xml:space="preserve">c. sp hibritleşmesi yapmış karbon atomu içeren bileşik hangisidir?</w:t>
       </w:r>
     </w:p>
     <w:p>
@@ -4274,7 +4274,7 @@
           <w:rFonts w:ascii="Times New Roman" w:hAnsi="Times New Roman" w:cs="Times New Roman"/>
           <w:lang w:val="tr-TR"/>
         </w:rPr>
-        <w:t xml:space="preserve">ç) Saf hâlde molekülleri arasında hidrojen bağı oluşturan bileşikler hangileridir?</w:t>
+        <w:t xml:space="preserve">ç. Saf hâlde molekülleri arasında hidrojen bağı oluşturan bileşikler hangileridir?</w:t>
       </w:r>
     </w:p>
     <w:p>
@@ -4307,7 +4307,7 @@
           <w:rFonts w:ascii="Times New Roman" w:hAnsi="Times New Roman" w:cs="Times New Roman"/>
           <w:lang w:val="tr-TR"/>
         </w:rPr>
-        <w:t xml:space="preserve">d) IUPAC adı propanal olan bileşik hangisidir?</w:t>
+        <w:t xml:space="preserve">d. IUPAC adı propanal olan bileşik hangisidir?</w:t>
       </w:r>
     </w:p>
     <w:p>
@@ -4340,7 +4340,7 @@
           <w:rFonts w:ascii="Times New Roman" w:hAnsi="Times New Roman" w:cs="Times New Roman"/>
           <w:lang w:val="tr-TR"/>
         </w:rPr>
-        <w:t xml:space="preserve">e) Yapısında pi bağı bulunmayan bileşikler hangileridir?</w:t>
+        <w:t xml:space="preserve">e. Yapısında pi bağı bulunmayan bileşikler hangileridir?</w:t>
       </w:r>
     </w:p>
     <w:p>
@@ -4375,7 +4375,7 @@
           <w:color w:val="FF0000"/>
           <w:lang w:val="tr-TR"/>
         </w:rPr>
-        <w:t xml:space="preserve">Cevap: a) 1-2, 3-4, 5-6  b) 7, 8  c) 9  ç) 1, 5  d) 3  e) 1, 2, 8</w:t>
+        <w:t xml:space="preserve">Cevap: a. 1-2, 3-4, 5-6  b. 7, 8  c. 9  ç. 1, 5  d. 3  e. 1, 2, 8</w:t>
       </w:r>
     </w:p>
     <w:p>

--- a/dijital/Kim12_tema-2-dijital-unite-sonu-sorulari.docx
+++ b/dijital/Kim12_tema-2-dijital-unite-sonu-sorulari.docx
@@ -142,85 +142,59 @@
         <w:t xml:space="preserve"> harcandığı belirlenmiştir. Örnekteki diğer gazlar bromla tepkime vermemektedir.</w:t>
       </w:r>
     </w:p>
-    <w:tbl>
-      <w:tblPr>
-        <w:tblW w:w="9000" w:type="dxa"/>
+    <w:p>
+      <w:pPr>
         <w:jc w:val="center"/>
-        <w:tblBorders>
-          <w:top w:val="single" w:sz="8" w:space="0" w:color="7F7F7F"/>
-          <w:left w:val="single" w:sz="8" w:space="0" w:color="7F7F7F"/>
-          <w:bottom w:val="single" w:sz="8" w:space="0" w:color="7F7F7F"/>
-          <w:right w:val="single" w:sz="8" w:space="0" w:color="7F7F7F"/>
-        </w:tblBorders>
-      </w:tblPr>
-      <w:tblGrid>
-        <w:gridCol w:w="9000"/>
-      </w:tblGrid>
-      <w:tr>
-        <w:tc>
-          <w:tcPr>
-            <w:tcW w:w="9000" w:type="dxa"/>
-            <w:shd w:val="clear" w:color="auto" w:fill="EDEDED"/>
-          </w:tcPr>
-          <w:p>
-            <w:pPr>
-              <w:jc w:val="both"/>
-              <w:rPr>
-                <w:rFonts w:ascii="Times New Roman" w:hAnsi="Times New Roman" w:cs="Times New Roman"/>
-                <w:lang w:val="tr-TR"/>
-              </w:rPr>
-            </w:pPr>
-            <w:r>
-              <w:rPr>
-                <w:rFonts w:ascii="Times New Roman" w:hAnsi="Times New Roman" w:cs="Times New Roman"/>
-                <w:lang w:val="tr-TR"/>
-              </w:rPr>
-              <w:t xml:space="preserve">GÖRSEL ALANI (Shutterstock)</w:t>
-            </w:r>
-          </w:p>
-          <w:p>
-            <w:pPr>
-              <w:jc w:val="both"/>
-              <w:rPr>
-                <w:rFonts w:ascii="Times New Roman" w:hAnsi="Times New Roman" w:cs="Times New Roman"/>
-                <w:lang w:val="tr-TR"/>
-              </w:rPr>
-            </w:pPr>
-            <w:r>
-              <w:rPr>
-                <w:rFonts w:ascii="Times New Roman" w:hAnsi="Times New Roman" w:cs="Times New Roman"/>
-                <w:lang w:val="tr-TR"/>
-              </w:rPr>
-              <w:t xml:space="preserve">Tarif: Olgunlaştırma deposunda raflara dizilmiş, yeşilden sarıya dönmeye başlamış muz salkımları (marka/logo görünmesin).</w:t>
-            </w:r>
-          </w:p>
-          <w:p>
-            <w:pPr>
-              <w:jc w:val="both"/>
-              <w:rPr>
-                <w:rFonts w:ascii="Times New Roman" w:hAnsi="Times New Roman" w:cs="Times New Roman"/>
-                <w:lang w:val="tr-TR"/>
-              </w:rPr>
-            </w:pPr>
-            <w:r>
-              <w:rPr>
-                <w:rFonts w:ascii="Times New Roman" w:hAnsi="Times New Roman" w:cs="Times New Roman"/>
-                <w:lang w:val="tr-TR"/>
-              </w:rPr>
-              <w:t xml:space="preserve">Shutter ID: 2084567875 (fotoğraf) — Fresh bananas in packing house ready to export</w:t>
-            </w:r>
-          </w:p>
-        </w:tc>
-      </w:tr>
-    </w:tbl>
+      </w:pPr>
+      <w:r>
+        <w:drawing>
+          <wp:inline xmlns:a="http://schemas.openxmlformats.org/drawingml/2006/main" xmlns:pic="http://schemas.openxmlformats.org/drawingml/2006/picture">
+            <wp:extent cx="3695014" cy="2520000"/>
+            <wp:docPr id="900002" name="Picture 900002"/>
+            <wp:cNvGraphicFramePr>
+              <a:graphicFrameLocks noChangeAspect="1"/>
+            </wp:cNvGraphicFramePr>
+            <a:graphic>
+              <a:graphicData uri="http://schemas.openxmlformats.org/drawingml/2006/picture">
+                <pic:pic>
+                  <pic:nvPicPr>
+                    <pic:cNvPr id="0" name="2084567875_d.jpg"/>
+                    <pic:cNvPicPr/>
+                  </pic:nvPicPr>
+                  <pic:blipFill>
+                    <a:blip r:embed="rId11"/>
+                    <a:stretch>
+                      <a:fillRect/>
+                    </a:stretch>
+                  </pic:blipFill>
+                  <pic:spPr>
+                    <a:xfrm>
+                      <a:off x="0" y="0"/>
+                      <a:ext cx="3695014" cy="2520000"/>
+                    </a:xfrm>
+                    <a:prstGeom prst="rect"/>
+                  </pic:spPr>
+                </pic:pic>
+              </a:graphicData>
+            </a:graphic>
+          </wp:inline>
+        </w:drawing>
+      </w:r>
+    </w:p>
     <w:p>
       <w:pPr>
-        <w:jc w:val="both"/>
-        <w:rPr>
-          <w:rFonts w:ascii="Times New Roman" w:hAnsi="Times New Roman" w:cs="Times New Roman"/>
-          <w:lang w:val="tr-TR"/>
-        </w:rPr>
-      </w:pPr>
+        <w:jc w:val="center"/>
+      </w:pPr>
+      <w:r>
+        <w:rPr>
+          <w:rFonts w:ascii="Times New Roman" w:hAnsi="Times New Roman" w:cs="Times New Roman"/>
+          <w:b/>
+          <w:bCs/>
+          <w:highlight w:val="yellow"/>
+          <w:lang w:val="tr-TR"/>
+        </w:rPr>
+        <w:t xml:space="preserve">Shutter id: 2084567875</w:t>
+      </w:r>
     </w:p>
     <w:p>
       <w:pPr>

--- a/dijital/Kim12_tema-2-dijital-unite-sonu-sorulari.docx
+++ b/dijital/Kim12_tema-2-dijital-unite-sonu-sorulari.docx
@@ -2262,33 +2262,6 @@
           <w:lang w:val="tr-TR"/>
         </w:rPr>
         <w:t xml:space="preserve"> açığa çıkmaktadır.</w:t>
-      </w:r>
-    </w:p>
-    <w:p>
-      <w:pPr>
-        <w:jc w:val="both"/>
-        <w:rPr>
-          <w:rFonts w:ascii="Times New Roman" w:hAnsi="Times New Roman" w:cs="Times New Roman"/>
-          <w:lang w:val="tr-TR"/>
-        </w:rPr>
-      </w:pPr>
-      <w:r>
-        <w:rPr>
-          <w:rFonts w:ascii="Times New Roman" w:hAnsi="Times New Roman" w:cs="Times New Roman"/>
-          <w:b/>
-          <w:bCs/>
-          <w:highlight w:val="yellow"/>
-          <w:lang w:val="tr-TR"/>
-        </w:rPr>
-        <w:t xml:space="preserve">NOT: </w:t>
-      </w:r>
-      <w:r>
-        <w:rPr>
-          <w:rFonts w:ascii="Times New Roman" w:hAnsi="Times New Roman" w:cs="Times New Roman"/>
-          <w:highlight w:val="yellow"/>
-          <w:lang w:val="tr-TR"/>
-        </w:rPr>
-        <w:t xml:space="preserve">Verilen değerler öğretim amaçlı olarak düzenlenmiştir.</w:t>
       </w:r>
     </w:p>
     <w:p>
